--- a/semana-05-programacion-orientada-a-objetos/evidencia/Universidad Mariano Gálvez de Guatemala.docx
+++ b/semana-05-programacion-orientada-a-objetos/evidencia/Universidad Mariano Gálvez de Guatemala.docx
@@ -2133,22 +2133,8 @@
                 <w:lang w:val="es-MX" w:eastAsia="es-MX"/>
                 <w14:ligatures w14:val="none"/>
               </w:rPr>
-              <w:t xml:space="preserve">Ing. MBA David </w:t>
-            </w:r>
-            <w:proofErr w:type="spellStart"/>
-            <w:r>
-              <w:rPr>
-                <w:rFonts w:ascii="Arial" w:eastAsia="Times New Roman" w:hAnsi="Arial" w:cs="Arial"/>
-                <w:color w:val="000000"/>
-                <w:kern w:val="0"/>
-                <w:sz w:val="18"/>
-                <w:szCs w:val="18"/>
-                <w:lang w:val="es-MX" w:eastAsia="es-MX"/>
-                <w14:ligatures w14:val="none"/>
-              </w:rPr>
-              <w:t>Alvarez</w:t>
-            </w:r>
-            <w:proofErr w:type="spellEnd"/>
+              <w:t>Ing. MBA David Alvarez</w:t>
+            </w:r>
           </w:p>
         </w:tc>
         <w:tc>
@@ -3279,42 +3265,12 @@
           <w:lang w:val="es-MX" w:eastAsia="es-MX"/>
         </w:rPr>
       </w:pPr>
-      <w:proofErr w:type="spellStart"/>
       <w:r>
         <w:rPr>
           <w:lang w:val="es-MX" w:eastAsia="es-MX"/>
         </w:rPr>
-        <w:t>EnvioNacional</w:t>
+        <w:t>EnvioNacional y EnvioInternacional heredan de Envio</w:t>
       </w:r>
-      <w:proofErr w:type="spellEnd"/>
-      <w:r>
-        <w:rPr>
-          <w:lang w:val="es-MX" w:eastAsia="es-MX"/>
-        </w:rPr>
-        <w:t> y </w:t>
-      </w:r>
-      <w:proofErr w:type="spellStart"/>
-      <w:r>
-        <w:rPr>
-          <w:lang w:val="es-MX" w:eastAsia="es-MX"/>
-        </w:rPr>
-        <w:t>EnvioInternacional</w:t>
-      </w:r>
-      <w:proofErr w:type="spellEnd"/>
-      <w:r>
-        <w:rPr>
-          <w:lang w:val="es-MX" w:eastAsia="es-MX"/>
-        </w:rPr>
-        <w:t> heredan de </w:t>
-      </w:r>
-      <w:proofErr w:type="spellStart"/>
-      <w:r>
-        <w:rPr>
-          <w:lang w:val="es-MX" w:eastAsia="es-MX"/>
-        </w:rPr>
-        <w:t>Envio</w:t>
-      </w:r>
-      <w:proofErr w:type="spellEnd"/>
     </w:p>
     <w:p>
       <w:pPr>
@@ -3330,21 +3286,7 @@
         <w:rPr>
           <w:lang w:val="es-MX" w:eastAsia="es-MX"/>
         </w:rPr>
-        <w:t>Usan </w:t>
-      </w:r>
-      <w:proofErr w:type="gramStart"/>
-      <w:r>
-        <w:rPr>
-          <w:lang w:val="es-MX" w:eastAsia="es-MX"/>
-        </w:rPr>
-        <w:t>super(</w:t>
-      </w:r>
-      <w:proofErr w:type="gramEnd"/>
-      <w:r>
-        <w:rPr>
-          <w:lang w:val="es-MX" w:eastAsia="es-MX"/>
-        </w:rPr>
-        <w:t>) para llamar al constructor de la superclase</w:t>
+        <w:t>Usan super() para llamar al constructor de la superclase</w:t>
       </w:r>
     </w:p>
     <w:p>
@@ -3361,16 +3303,8 @@
         <w:rPr>
           <w:lang w:val="es-MX" w:eastAsia="es-MX"/>
         </w:rPr>
-        <w:t>Heredan atributos y métodos de </w:t>
+        <w:t>Heredan atributos y métodos de Envio</w:t>
       </w:r>
-      <w:proofErr w:type="spellStart"/>
-      <w:r>
-        <w:rPr>
-          <w:lang w:val="es-MX" w:eastAsia="es-MX"/>
-        </w:rPr>
-        <w:t>Envio</w:t>
-      </w:r>
-      <w:proofErr w:type="spellEnd"/>
     </w:p>
     <w:p>
       <w:pPr>
@@ -3403,16 +3337,8 @@
         <w:rPr>
           <w:lang w:val="es-MX" w:eastAsia="es-MX"/>
         </w:rPr>
-        <w:t>Atributos declarados como </w:t>
+        <w:t>Atributos declarados como private</w:t>
       </w:r>
-      <w:proofErr w:type="spellStart"/>
-      <w:r>
-        <w:rPr>
-          <w:lang w:val="es-MX" w:eastAsia="es-MX"/>
-        </w:rPr>
-        <w:t>private</w:t>
-      </w:r>
-      <w:proofErr w:type="spellEnd"/>
     </w:p>
     <w:p>
       <w:pPr>
@@ -3428,21 +3354,7 @@
         <w:rPr>
           <w:lang w:val="es-MX" w:eastAsia="es-MX"/>
         </w:rPr>
-        <w:t>Métodos </w:t>
-      </w:r>
-      <w:proofErr w:type="spellStart"/>
-      <w:r>
-        <w:rPr>
-          <w:lang w:val="es-MX" w:eastAsia="es-MX"/>
-        </w:rPr>
-        <w:t>getter</w:t>
-      </w:r>
-      <w:proofErr w:type="spellEnd"/>
-      <w:r>
-        <w:rPr>
-          <w:lang w:val="es-MX" w:eastAsia="es-MX"/>
-        </w:rPr>
-        <w:t> y setter para acceso controlado</w:t>
+        <w:t>Métodos getter y setter para acceso controlado</w:t>
       </w:r>
     </w:p>
     <w:p>
@@ -3459,43 +3371,7 @@
           <w:bCs/>
           <w:lang w:val="es-MX" w:eastAsia="es-MX"/>
         </w:rPr>
-        <w:t>3. </w:t>
-      </w:r>
-      <w:proofErr w:type="spellStart"/>
-      <w:r>
-        <w:rPr>
-          <w:b/>
-          <w:bCs/>
-          <w:lang w:val="es-MX" w:eastAsia="es-MX"/>
-        </w:rPr>
-        <w:t>Sobrescritura</w:t>
-      </w:r>
-      <w:proofErr w:type="spellEnd"/>
-      <w:r>
-        <w:rPr>
-          <w:b/>
-          <w:bCs/>
-          <w:lang w:val="es-MX" w:eastAsia="es-MX"/>
-        </w:rPr>
-        <w:t xml:space="preserve"> (</w:t>
-      </w:r>
-      <w:proofErr w:type="spellStart"/>
-      <w:r>
-        <w:rPr>
-          <w:b/>
-          <w:bCs/>
-          <w:lang w:val="es-MX" w:eastAsia="es-MX"/>
-        </w:rPr>
-        <w:t>Override</w:t>
-      </w:r>
-      <w:proofErr w:type="spellEnd"/>
-      <w:r>
-        <w:rPr>
-          <w:b/>
-          <w:bCs/>
-          <w:lang w:val="es-MX" w:eastAsia="es-MX"/>
-        </w:rPr>
-        <w:t>)</w:t>
+        <w:t>3. Sobrescritura (Override)</w:t>
       </w:r>
     </w:p>
     <w:p>
@@ -3508,27 +3384,11 @@
           <w:lang w:val="es-MX" w:eastAsia="es-MX"/>
         </w:rPr>
       </w:pPr>
-      <w:proofErr w:type="spellStart"/>
-      <w:proofErr w:type="gramStart"/>
       <w:r>
         <w:rPr>
           <w:lang w:val="es-MX" w:eastAsia="es-MX"/>
         </w:rPr>
-        <w:t>calcularCostoFinal</w:t>
-      </w:r>
-      <w:proofErr w:type="spellEnd"/>
-      <w:r>
-        <w:rPr>
-          <w:lang w:val="es-MX" w:eastAsia="es-MX"/>
-        </w:rPr>
-        <w:t>(</w:t>
-      </w:r>
-      <w:proofErr w:type="gramEnd"/>
-      <w:r>
-        <w:rPr>
-          <w:lang w:val="es-MX" w:eastAsia="es-MX"/>
-        </w:rPr>
-        <w:t>) se sobrescribe en ambas subclases</w:t>
+        <w:t>calcularCostoFinal() se sobrescribe en ambas subclases</w:t>
       </w:r>
     </w:p>
     <w:p>
@@ -3541,55 +3401,11 @@
           <w:lang w:val="es-MX" w:eastAsia="es-MX"/>
         </w:rPr>
       </w:pPr>
-      <w:proofErr w:type="spellStart"/>
-      <w:proofErr w:type="gramStart"/>
       <w:r>
         <w:rPr>
           <w:lang w:val="es-MX" w:eastAsia="es-MX"/>
         </w:rPr>
-        <w:t>mostrarResumen</w:t>
-      </w:r>
-      <w:proofErr w:type="spellEnd"/>
-      <w:r>
-        <w:rPr>
-          <w:lang w:val="es-MX" w:eastAsia="es-MX"/>
-        </w:rPr>
-        <w:t>(</w:t>
-      </w:r>
-      <w:proofErr w:type="gramEnd"/>
-      <w:r>
-        <w:rPr>
-          <w:lang w:val="es-MX" w:eastAsia="es-MX"/>
-        </w:rPr>
-        <w:t>) y </w:t>
-      </w:r>
-      <w:proofErr w:type="spellStart"/>
-      <w:r>
-        <w:rPr>
-          <w:lang w:val="es-MX" w:eastAsia="es-MX"/>
-        </w:rPr>
-        <w:t>mostrarResumen</w:t>
-      </w:r>
-      <w:proofErr w:type="spellEnd"/>
-      <w:r>
-        <w:rPr>
-          <w:lang w:val="es-MX" w:eastAsia="es-MX"/>
-        </w:rPr>
-        <w:t>(</w:t>
-      </w:r>
-      <w:proofErr w:type="spellStart"/>
-      <w:r>
-        <w:rPr>
-          <w:lang w:val="es-MX" w:eastAsia="es-MX"/>
-        </w:rPr>
-        <w:t>boolean</w:t>
-      </w:r>
-      <w:proofErr w:type="spellEnd"/>
-      <w:r>
-        <w:rPr>
-          <w:lang w:val="es-MX" w:eastAsia="es-MX"/>
-        </w:rPr>
-        <w:t>) se sobrescriben</w:t>
+        <w:t>mostrarResumen() y mostrarResumen(boolean) se sobrescriben</w:t>
       </w:r>
     </w:p>
     <w:p>
@@ -3606,25 +3422,7 @@
           <w:bCs/>
           <w:lang w:val="es-MX" w:eastAsia="es-MX"/>
         </w:rPr>
-        <w:t>4. Sobrecarga (</w:t>
-      </w:r>
-      <w:proofErr w:type="spellStart"/>
-      <w:r>
-        <w:rPr>
-          <w:b/>
-          <w:bCs/>
-          <w:lang w:val="es-MX" w:eastAsia="es-MX"/>
-        </w:rPr>
-        <w:t>Overload</w:t>
-      </w:r>
-      <w:proofErr w:type="spellEnd"/>
-      <w:r>
-        <w:rPr>
-          <w:b/>
-          <w:bCs/>
-          <w:lang w:val="es-MX" w:eastAsia="es-MX"/>
-        </w:rPr>
-        <w:t>)</w:t>
+        <w:t>4. Sobrecarga (Overload)</w:t>
       </w:r>
     </w:p>
     <w:p>
@@ -3637,27 +3435,11 @@
           <w:lang w:val="es-MX" w:eastAsia="es-MX"/>
         </w:rPr>
       </w:pPr>
-      <w:proofErr w:type="spellStart"/>
-      <w:proofErr w:type="gramStart"/>
       <w:r>
         <w:rPr>
           <w:lang w:val="es-MX" w:eastAsia="es-MX"/>
         </w:rPr>
-        <w:t>mostrarResumen</w:t>
-      </w:r>
-      <w:proofErr w:type="spellEnd"/>
-      <w:r>
-        <w:rPr>
-          <w:lang w:val="es-MX" w:eastAsia="es-MX"/>
-        </w:rPr>
-        <w:t>(</w:t>
-      </w:r>
-      <w:proofErr w:type="gramEnd"/>
-      <w:r>
-        <w:rPr>
-          <w:lang w:val="es-MX" w:eastAsia="es-MX"/>
-        </w:rPr>
-        <w:t>) → versión sin parámetros</w:t>
+        <w:t>mostrarResumen() → versión sin parámetros</w:t>
       </w:r>
     </w:p>
     <w:p>
@@ -3670,33 +3452,11 @@
           <w:lang w:val="es-MX" w:eastAsia="es-MX"/>
         </w:rPr>
       </w:pPr>
-      <w:proofErr w:type="spellStart"/>
       <w:r>
         <w:rPr>
           <w:lang w:val="es-MX" w:eastAsia="es-MX"/>
         </w:rPr>
-        <w:t>mostrarResumen</w:t>
-      </w:r>
-      <w:proofErr w:type="spellEnd"/>
-      <w:r>
-        <w:rPr>
-          <w:lang w:val="es-MX" w:eastAsia="es-MX"/>
-        </w:rPr>
-        <w:t>(</w:t>
-      </w:r>
-      <w:proofErr w:type="spellStart"/>
-      <w:r>
-        <w:rPr>
-          <w:lang w:val="es-MX" w:eastAsia="es-MX"/>
-        </w:rPr>
-        <w:t>boolean</w:t>
-      </w:r>
-      <w:proofErr w:type="spellEnd"/>
-      <w:r>
-        <w:rPr>
-          <w:lang w:val="es-MX" w:eastAsia="es-MX"/>
-        </w:rPr>
-        <w:t>) → versión con parámetro</w:t>
+        <w:t>mostrarResumen(boolean) → versión con parámetro</w:t>
       </w:r>
     </w:p>
     <w:p>
@@ -3747,58 +3507,8 @@
         <w:rPr>
           <w:lang w:val="es-MX" w:eastAsia="es-MX"/>
         </w:rPr>
-        <w:t>Variable </w:t>
+        <w:t>Variable Envio envio puede referenciar objetos de EnvioNacional o EnvioInternacional</w:t>
       </w:r>
-      <w:proofErr w:type="spellStart"/>
-      <w:r>
-        <w:rPr>
-          <w:lang w:val="es-MX" w:eastAsia="es-MX"/>
-        </w:rPr>
-        <w:t>Envio</w:t>
-      </w:r>
-      <w:proofErr w:type="spellEnd"/>
-      <w:r>
-        <w:rPr>
-          <w:lang w:val="es-MX" w:eastAsia="es-MX"/>
-        </w:rPr>
-        <w:t xml:space="preserve"> </w:t>
-      </w:r>
-      <w:proofErr w:type="spellStart"/>
-      <w:r>
-        <w:rPr>
-          <w:lang w:val="es-MX" w:eastAsia="es-MX"/>
-        </w:rPr>
-        <w:t>envio</w:t>
-      </w:r>
-      <w:proofErr w:type="spellEnd"/>
-      <w:r>
-        <w:rPr>
-          <w:lang w:val="es-MX" w:eastAsia="es-MX"/>
-        </w:rPr>
-        <w:t> puede referenciar objetos de </w:t>
-      </w:r>
-      <w:proofErr w:type="spellStart"/>
-      <w:r>
-        <w:rPr>
-          <w:lang w:val="es-MX" w:eastAsia="es-MX"/>
-        </w:rPr>
-        <w:t>EnvioNacional</w:t>
-      </w:r>
-      <w:proofErr w:type="spellEnd"/>
-      <w:r>
-        <w:rPr>
-          <w:lang w:val="es-MX" w:eastAsia="es-MX"/>
-        </w:rPr>
-        <w:t> o </w:t>
-      </w:r>
-      <w:proofErr w:type="spellStart"/>
-      <w:r>
-        <w:rPr>
-          <w:lang w:val="es-MX" w:eastAsia="es-MX"/>
-        </w:rPr>
-        <w:t>EnvioInternacional</w:t>
-      </w:r>
-      <w:proofErr w:type="spellEnd"/>
     </w:p>
     <w:p>
       <w:pPr>
@@ -4078,6 +3788,7 @@
       </w:pPr>
       <w:r>
         <w:rPr>
+          <w:noProof/>
           <w:lang w:val="es-MX" w:eastAsia="es-MX"/>
         </w:rPr>
         <w:drawing>
@@ -4105,6 +3816,134 @@
                     <a:xfrm>
                       <a:off x="0" y="0"/>
                       <a:ext cx="3562847" cy="1057423"/>
+                    </a:xfrm>
+                    <a:prstGeom prst="rect">
+                      <a:avLst/>
+                    </a:prstGeom>
+                  </pic:spPr>
+                </pic:pic>
+              </a:graphicData>
+            </a:graphic>
+          </wp:inline>
+        </w:drawing>
+      </w:r>
+    </w:p>
+    <w:p>
+      <w:pPr>
+        <w:rPr>
+          <w:lang w:val="es-MX" w:eastAsia="es-MX"/>
+        </w:rPr>
+      </w:pPr>
+      <w:r>
+        <w:rPr>
+          <w:lang w:val="es-MX" w:eastAsia="es-MX"/>
+        </w:rPr>
+        <w:t>Validación de peso incorrecto</w:t>
+      </w:r>
+    </w:p>
+    <w:p>
+      <w:pPr>
+        <w:rPr>
+          <w:lang w:val="es-MX" w:eastAsia="es-MX"/>
+        </w:rPr>
+      </w:pPr>
+      <w:r>
+        <w:rPr>
+          <w:lang w:val="es-MX" w:eastAsia="es-MX"/>
+        </w:rPr>
+        <w:drawing>
+          <wp:inline distT="0" distB="0" distL="0" distR="0" wp14:anchorId="5B08F666" wp14:editId="01E18BD6">
+            <wp:extent cx="4248743" cy="1352739"/>
+            <wp:effectExtent l="0" t="0" r="0" b="0"/>
+            <wp:docPr id="5" name="Imagen 5"/>
+            <wp:cNvGraphicFramePr>
+              <a:graphicFrameLocks xmlns:a="http://schemas.openxmlformats.org/drawingml/2006/main" noChangeAspect="1"/>
+            </wp:cNvGraphicFramePr>
+            <a:graphic xmlns:a="http://schemas.openxmlformats.org/drawingml/2006/main">
+              <a:graphicData uri="http://schemas.openxmlformats.org/drawingml/2006/picture">
+                <pic:pic xmlns:pic="http://schemas.openxmlformats.org/drawingml/2006/picture">
+                  <pic:nvPicPr>
+                    <pic:cNvPr id="1" name=""/>
+                    <pic:cNvPicPr/>
+                  </pic:nvPicPr>
+                  <pic:blipFill>
+                    <a:blip r:embed="rId10"/>
+                    <a:stretch>
+                      <a:fillRect/>
+                    </a:stretch>
+                  </pic:blipFill>
+                  <pic:spPr>
+                    <a:xfrm>
+                      <a:off x="0" y="0"/>
+                      <a:ext cx="4248743" cy="1352739"/>
+                    </a:xfrm>
+                    <a:prstGeom prst="rect">
+                      <a:avLst/>
+                    </a:prstGeom>
+                  </pic:spPr>
+                </pic:pic>
+              </a:graphicData>
+            </a:graphic>
+          </wp:inline>
+        </w:drawing>
+      </w:r>
+    </w:p>
+    <w:p>
+      <w:pPr>
+        <w:rPr>
+          <w:lang w:val="es-MX" w:eastAsia="es-MX"/>
+        </w:rPr>
+      </w:pPr>
+    </w:p>
+    <w:p>
+      <w:pPr>
+        <w:rPr>
+          <w:lang w:val="es-MX" w:eastAsia="es-MX"/>
+        </w:rPr>
+      </w:pPr>
+      <w:r>
+        <w:rPr>
+          <w:lang w:val="es-MX" w:eastAsia="es-MX"/>
+        </w:rPr>
+        <w:lastRenderedPageBreak/>
+        <w:t>Menú funcionando nuevamente después de procesar un envío.</w:t>
+      </w:r>
+    </w:p>
+    <w:p>
+      <w:pPr>
+        <w:rPr>
+          <w:lang w:val="es-MX" w:eastAsia="es-MX"/>
+        </w:rPr>
+      </w:pPr>
+      <w:r>
+        <w:rPr>
+          <w:lang w:val="es-MX" w:eastAsia="es-MX"/>
+        </w:rPr>
+        <w:drawing>
+          <wp:inline distT="0" distB="0" distL="0" distR="0" wp14:anchorId="18954ACB" wp14:editId="3263171A">
+            <wp:extent cx="4486901" cy="5763429"/>
+            <wp:effectExtent l="0" t="0" r="9525" b="8890"/>
+            <wp:docPr id="6" name="Imagen 6"/>
+            <wp:cNvGraphicFramePr>
+              <a:graphicFrameLocks xmlns:a="http://schemas.openxmlformats.org/drawingml/2006/main" noChangeAspect="1"/>
+            </wp:cNvGraphicFramePr>
+            <a:graphic xmlns:a="http://schemas.openxmlformats.org/drawingml/2006/main">
+              <a:graphicData uri="http://schemas.openxmlformats.org/drawingml/2006/picture">
+                <pic:pic xmlns:pic="http://schemas.openxmlformats.org/drawingml/2006/picture">
+                  <pic:nvPicPr>
+                    <pic:cNvPr id="1" name=""/>
+                    <pic:cNvPicPr/>
+                  </pic:nvPicPr>
+                  <pic:blipFill>
+                    <a:blip r:embed="rId11"/>
+                    <a:stretch>
+                      <a:fillRect/>
+                    </a:stretch>
+                  </pic:blipFill>
+                  <pic:spPr>
+                    <a:xfrm>
+                      <a:off x="0" y="0"/>
+                      <a:ext cx="4486901" cy="5763429"/>
                     </a:xfrm>
                     <a:prstGeom prst="rect">
                       <a:avLst/>
@@ -5455,6 +5294,7 @@
   <w:style w:type="character" w:default="1" w:styleId="Fuentedeprrafopredeter">
     <w:name w:val="Default Paragraph Font"/>
     <w:uiPriority w:val="1"/>
+    <w:semiHidden/>
     <w:unhideWhenUsed/>
   </w:style>
   <w:style w:type="table" w:default="1" w:styleId="Tablanormal">
